--- a/GRIP_Cheat_Sheet.docx
+++ b/GRIP_Cheat_Sheet.docx
@@ -425,7 +425,47 @@
           <w:sz w:val="21"/>
           <w:szCs w:val="21"/>
         </w:rPr>
-        <w:t xml:space="preserve">Five agile principles:</w:t>
+        <w:t xml:space="preserve">Five agile principles</w:t>
+      </w:r>
+      <w:r>
+        <w:rPr>
+          <w:rFonts w:ascii="Georgia" w:cs="Georgia" w:eastAsia="Georgia" w:hAnsi="Georgia"/>
+          <w:color w:val="1A1A1A"/>
+          <w:sz w:val="21"/>
+          <w:szCs w:val="21"/>
+        </w:rPr>
+        <w:t xml:space="preserve"> (Deloitte, </w:t>
+      </w:r>
+      <w:r>
+        <w:rPr>
+          <w:rFonts w:ascii="Georgia" w:cs="Georgia" w:eastAsia="Georgia" w:hAnsi="Georgia"/>
+          <w:i/>
+          <w:iCs/>
+          <w:color w:val="1A1A1A"/>
+          <w:sz w:val="21"/>
+          <w:szCs w:val="21"/>
+        </w:rPr>
+        <w:t xml:space="preserve">Future of Regulation</w:t>
+      </w:r>
+      <w:r>
+        <w:rPr>
+          <w:rFonts w:ascii="Georgia" w:cs="Georgia" w:eastAsia="Georgia" w:hAnsi="Georgia"/>
+          <w:color w:val="1A1A1A"/>
+          <w:sz w:val="21"/>
+          <w:szCs w:val="21"/>
+        </w:rPr>
+        <w:t xml:space="preserve">, 2018; adopted into WEF practice)</w:t>
+      </w:r>
+      <w:r>
+        <w:rPr>
+          <w:rFonts w:ascii="Georgia" w:cs="Georgia" w:eastAsia="Georgia" w:hAnsi="Georgia"/>
+          <w:b/>
+          <w:bCs/>
+          <w:color w:val="1A1A1A"/>
+          <w:sz w:val="21"/>
+          <w:szCs w:val="21"/>
+        </w:rPr>
+        <w:t xml:space="preserve">:</w:t>
       </w:r>
       <w:r>
         <w:rPr>
@@ -1911,7 +1951,7 @@
           <w:sz w:val="21"/>
           <w:szCs w:val="21"/>
         </w:rPr>
-        <w:t xml:space="preserve">Agile Governance: Reimagining Policy-making in the 4IR · Agile Regulation for the 4IR — Toolkit for Regulators (2020, the five principles) · Global Technology Governance Report (2021) · The Regulatory Frontier / GRIP (2025) · Global Risks Report · Future of Jobs Report.</w:t>
+        <w:t xml:space="preserve">Agile Governance: Reimagining Policy-making in the 4IR · Agile Regulation for the 4IR — Toolkit for Regulators (2020) · Global Technology Governance Report (2021) · The Regulatory Frontier / GRIP (2025) · Global Risks Report · Future of Jobs Report.</w:t>
       </w:r>
     </w:p>
     <w:p>
